--- a/hin/docx/004.content.docx
+++ b/hin/docx/004.content.docx
@@ -265,18 +265,13 @@
         </w:rPr>
         <w:t xml:space="preserve">नए नियम में, हम सीखते हैं कि सभी लोग मुसीबत में हैं और उन्हें बचाने के लिए परमेश्वर की आवश्यकता है। और परमेश्वर हमें बचाता है। परमेश्वर हमें बचाता है क्योंकि वह हमसे बहुत प्यार करता है। परमेश्वर ने अपने पुत्र यीशु को इस संसार में भेजकर हमें बचाया। जो कोई यीशु पर भरोसा करेगा, वह बचाया जाएगा। इसलिए बाइबल कहती है कि यीशु हमारा </w:t>
       </w:r>
-      <w:hyperlink r:id="rId13">
-        <w:r>
-          <w:rPr>
-            <w:lang w:val="hi_IN" w:bidi="hi_IN"/>
-          </w:rPr>
-          <w:rPr>
-            <w:color w:val="0000EE"/>
-            <w:u w:val="single"/>
-          </w:rPr>
-          <w:t>उद्धारकर्ता</w:t>
-        </w:r>
-      </w:hyperlink>
+      <w:r>
+        <w:rPr>
+          <w:b/>
+          <w:lang w:val="hi_IN" w:bidi="hi_IN"/>
+        </w:rPr>
+        <w:t>उद्धारकर्ता</w:t>
+      </w:r>
       <w:r>
         <w:rPr>
           <w:lang w:val="hi_IN" w:bidi="hi_IN"/>
@@ -298,7 +293,6 @@
       </w:r>
       <w:r>
         <w:rPr>
-          <w:b/>
           <w:lang w:val="hi_IN" w:bidi="hi_IN"/>
         </w:rPr>
         <w:t>हमेशा</w:t>
@@ -469,7 +463,6 @@
       </w:r>
       <w:r>
         <w:rPr>
-          <w:b/>
           <w:lang w:val="hi_IN" w:bidi="hi_IN"/>
         </w:rPr>
         <w:t>पश्चाताप</w:t>
@@ -482,7 +475,6 @@
       </w:r>
       <w:r>
         <w:rPr>
-          <w:b/>
           <w:lang w:val="hi_IN" w:bidi="hi_IN"/>
         </w:rPr>
         <w:t>पापों</w:t>
@@ -493,18 +485,12 @@
         </w:rPr>
         <w:t xml:space="preserve"> के लिए </w:t>
       </w:r>
-      <w:hyperlink r:id="rId14">
-        <w:r>
-          <w:rPr>
-            <w:lang w:val="hi_IN" w:bidi="hi_IN"/>
-          </w:rPr>
-          <w:rPr>
-            <w:color w:val="0000EE"/>
-            <w:u w:val="single"/>
-          </w:rPr>
-          <w:t>क्षमा मांगना</w:t>
-        </w:r>
-      </w:hyperlink>
+      <w:r>
+        <w:rPr>
+          <w:lang w:val="hi_IN" w:bidi="hi_IN"/>
+        </w:rPr>
+        <w:t>क्षमा मांगना</w:t>
+      </w:r>
       <w:r>
         <w:rPr>
           <w:lang w:val="hi_IN" w:bidi="hi_IN"/>
